--- a/templates/GMC.docx
+++ b/templates/GMC.docx
@@ -1817,7 +1817,7 @@
           </mc:Choice>
           <mc:Fallback>
             <w:pict>
-              <v:shape w14:anchorId="20D2D659" id="Text Box 1" o:spid="_x0000_s1028" type="#_x0000_t202" style="position:absolute;left:0;text-align:left;margin-left:150pt;margin-top:545.25pt;width:71.95pt;height:30.6pt;z-index:251696128;visibility:visible;mso-wrap-style:none;mso-wrap-distance-left:9pt;mso-wrap-distance-top:0;mso-wrap-distance-right:9pt;mso-wrap-distance-bottom:0;mso-position-horizontal:absolute;mso-position-horizontal-relative:text;mso-position-vertical:absolute;mso-position-vertical-relative:page;v-text-anchor:top" o:gfxdata="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" filled="f" stroked="f">
+              <v:shape w14:anchorId="20D2D659" id="Text Box 1" o:spid="_x0000_s1029" type="#_x0000_t202" style="position:absolute;left:0;text-align:left;margin-left:150pt;margin-top:545.25pt;width:71.95pt;height:30.6pt;z-index:251696128;visibility:visible;mso-wrap-style:none;mso-wrap-distance-left:9pt;mso-wrap-distance-top:0;mso-wrap-distance-right:9pt;mso-wrap-distance-bottom:0;mso-position-horizontal:absolute;mso-position-horizontal-relative:text;mso-position-vertical:absolute;mso-position-vertical-relative:page;v-text-anchor:top" o:gfxdata="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" filled="f" stroked="f">
                 <v:textbox style="mso-fit-shape-to-text:t">
                   <w:txbxContent>
                     <w:p>
@@ -1994,52 +1994,294 @@
                                 <w:szCs w:val="24"/>
                                 <w:u w:val="single"/>
                               </w:rPr>
-                              <w:t>{</w:t>
-                            </w:r>
-                            <w:proofErr w:type="spellStart"/>
-                            <w:proofErr w:type="gramStart"/>
-                            <w:r>
-                              <w:rPr>
-                                <w:rFonts w:ascii="Times New Roman" w:hAnsi="Times New Roman" w:cs="Times New Roman"/>
-                                <w:b/>
-                                <w:bCs/>
+                              <w:t>{d.full_name}</w:t>
+                            </w:r>
+                            <w:r>
+                              <w:rPr>
+                                <w:rFonts w:ascii="Times New Roman" w:hAnsi="Times New Roman" w:cs="Times New Roman"/>
+                                <w:sz w:val="24"/>
+                                <w:szCs w:val="24"/>
+                              </w:rPr>
+                              <w:t>,</w:t>
+                            </w:r>
+                            <w:r>
+                              <w:rPr>
+                                <w:rFonts w:ascii="Times New Roman" w:hAnsi="Times New Roman" w:cs="Times New Roman"/>
+                                <w:sz w:val="24"/>
+                                <w:szCs w:val="24"/>
+                              </w:rPr>
+                              <w:t xml:space="preserve"> </w:t>
+                            </w:r>
+                            <w:r>
+                              <w:rPr>
+                                <w:rFonts w:ascii="Times New Roman" w:hAnsi="Times New Roman" w:cs="Times New Roman"/>
+                                <w:sz w:val="24"/>
+                                <w:szCs w:val="24"/>
+                              </w:rPr>
+                              <w:t xml:space="preserve">of legal age, </w:t>
+                            </w:r>
+                            <w:r>
+                              <w:rPr>
+                                <w:rFonts w:ascii="Times New Roman" w:hAnsi="Times New Roman" w:cs="Times New Roman"/>
                                 <w:sz w:val="24"/>
                                 <w:szCs w:val="24"/>
                                 <w:u w:val="single"/>
                               </w:rPr>
-                              <w:t>d.full</w:t>
-                            </w:r>
-                            <w:proofErr w:type="gramEnd"/>
-                            <w:r>
-                              <w:rPr>
-                                <w:rFonts w:ascii="Times New Roman" w:hAnsi="Times New Roman" w:cs="Times New Roman"/>
-                                <w:b/>
-                                <w:bCs/>
+                              <w:t>{d.civil_status}</w:t>
+                            </w:r>
+                            <w:r>
+                              <w:rPr>
+                                <w:rFonts w:ascii="Times New Roman" w:hAnsi="Times New Roman" w:cs="Times New Roman"/>
+                                <w:sz w:val="24"/>
+                                <w:szCs w:val="24"/>
+                              </w:rPr>
+                              <w:t>, and a resident of Barangay B</w:t>
+                            </w:r>
+                            <w:r>
+                              <w:rPr>
+                                <w:rFonts w:ascii="Times New Roman" w:hAnsi="Times New Roman" w:cs="Times New Roman"/>
+                                <w:sz w:val="24"/>
+                                <w:szCs w:val="24"/>
+                              </w:rPr>
+                              <w:t>iluso</w:t>
+                            </w:r>
+                            <w:r>
+                              <w:rPr>
+                                <w:rFonts w:ascii="Times New Roman" w:hAnsi="Times New Roman" w:cs="Times New Roman"/>
+                                <w:sz w:val="24"/>
+                                <w:szCs w:val="24"/>
+                              </w:rPr>
+                              <w:t xml:space="preserve">, </w:t>
+                            </w:r>
+                            <w:r>
+                              <w:rPr>
+                                <w:rFonts w:ascii="Times New Roman" w:hAnsi="Times New Roman" w:cs="Times New Roman"/>
+                                <w:sz w:val="24"/>
+                                <w:szCs w:val="24"/>
+                              </w:rPr>
+                              <w:t>Silang, Cavite</w:t>
+                            </w:r>
+                            <w:r>
+                              <w:rPr>
+                                <w:rFonts w:ascii="Times New Roman" w:hAnsi="Times New Roman" w:cs="Times New Roman"/>
+                                <w:sz w:val="24"/>
+                                <w:szCs w:val="24"/>
+                              </w:rPr>
+                              <w:t xml:space="preserve"> is</w:t>
+                            </w:r>
+                            <w:r>
+                              <w:rPr>
+                                <w:rFonts w:ascii="Times New Roman" w:hAnsi="Times New Roman" w:cs="Times New Roman"/>
+                                <w:sz w:val="24"/>
+                                <w:szCs w:val="24"/>
+                              </w:rPr>
+                              <w:t xml:space="preserve"> known</w:t>
+                            </w:r>
+                            <w:r>
+                              <w:rPr>
+                                <w:rFonts w:ascii="Times New Roman" w:hAnsi="Times New Roman" w:cs="Times New Roman"/>
+                                <w:sz w:val="24"/>
+                                <w:szCs w:val="24"/>
+                              </w:rPr>
+                              <w:t xml:space="preserve"> to be of good moral character and reputation in the community. He</w:t>
+                            </w:r>
+                            <w:r>
+                              <w:rPr>
+                                <w:rFonts w:ascii="Times New Roman" w:hAnsi="Times New Roman" w:cs="Times New Roman"/>
+                                <w:sz w:val="24"/>
+                                <w:szCs w:val="24"/>
+                              </w:rPr>
+                              <w:t>/She</w:t>
+                            </w:r>
+                            <w:r>
+                              <w:rPr>
+                                <w:rFonts w:ascii="Times New Roman" w:hAnsi="Times New Roman" w:cs="Times New Roman"/>
+                                <w:sz w:val="24"/>
+                                <w:szCs w:val="24"/>
+                              </w:rPr>
+                              <w:t xml:space="preserve"> is</w:t>
+                            </w:r>
+                            <w:r>
+                              <w:rPr>
+                                <w:rFonts w:ascii="Times New Roman" w:hAnsi="Times New Roman" w:cs="Times New Roman"/>
+                                <w:sz w:val="24"/>
+                                <w:szCs w:val="24"/>
+                              </w:rPr>
+                              <w:t xml:space="preserve"> a</w:t>
+                            </w:r>
+                            <w:r>
+                              <w:rPr>
+                                <w:rFonts w:ascii="Times New Roman" w:hAnsi="Times New Roman" w:cs="Times New Roman"/>
+                                <w:sz w:val="24"/>
+                                <w:szCs w:val="24"/>
+                              </w:rPr>
+                              <w:t xml:space="preserve"> peaceful and law-abiding citizen.</w:t>
+                            </w:r>
+                          </w:p>
+                          <w:p>
+                            <w:pPr>
+                              <w:rPr>
+                                <w:rFonts w:ascii="Times New Roman" w:hAnsi="Times New Roman" w:cs="Times New Roman"/>
+                                <w:sz w:val="24"/>
+                                <w:szCs w:val="24"/>
+                              </w:rPr>
+                            </w:pPr>
+                            <w:r>
+                              <w:rPr>
+                                <w:rFonts w:ascii="Times New Roman" w:hAnsi="Times New Roman" w:cs="Times New Roman"/>
+                                <w:sz w:val="24"/>
+                                <w:szCs w:val="24"/>
+                              </w:rPr>
+                              <w:t xml:space="preserve"> </w:t>
+                            </w:r>
+                            <w:r>
+                              <w:rPr>
+                                <w:rFonts w:ascii="Times New Roman" w:hAnsi="Times New Roman" w:cs="Times New Roman"/>
+                                <w:sz w:val="24"/>
+                                <w:szCs w:val="24"/>
+                              </w:rPr>
+                              <w:t xml:space="preserve">         </w:t>
+                            </w:r>
+                            <w:r>
+                              <w:rPr>
+                                <w:rFonts w:ascii="Times New Roman" w:hAnsi="Times New Roman" w:cs="Times New Roman"/>
+                                <w:sz w:val="24"/>
+                                <w:szCs w:val="24"/>
+                              </w:rPr>
+                              <w:t>As per records available in the files of this office, said subject has never been convicted nor accused of any crime whatsoever nor is he a member of any subversive organization.</w:t>
+                            </w:r>
+                          </w:p>
+                          <w:p>
+                            <w:pPr>
+                              <w:rPr>
+                                <w:rFonts w:ascii="Times New Roman" w:hAnsi="Times New Roman" w:cs="Times New Roman"/>
+                                <w:sz w:val="24"/>
+                                <w:szCs w:val="24"/>
+                              </w:rPr>
+                            </w:pPr>
+                            <w:r>
+                              <w:rPr>
+                                <w:rFonts w:ascii="Times New Roman" w:hAnsi="Times New Roman" w:cs="Times New Roman"/>
+                                <w:sz w:val="24"/>
+                                <w:szCs w:val="24"/>
+                              </w:rPr>
+                              <w:t xml:space="preserve"> </w:t>
+                            </w:r>
+                            <w:r>
+                              <w:rPr>
+                                <w:rFonts w:ascii="Times New Roman" w:hAnsi="Times New Roman" w:cs="Times New Roman"/>
+                                <w:sz w:val="24"/>
+                                <w:szCs w:val="24"/>
+                              </w:rPr>
+                              <w:t xml:space="preserve">         </w:t>
+                            </w:r>
+                            <w:r>
+                              <w:rPr>
+                                <w:rFonts w:ascii="Times New Roman" w:hAnsi="Times New Roman" w:cs="Times New Roman"/>
+                                <w:sz w:val="24"/>
+                                <w:szCs w:val="24"/>
+                              </w:rPr>
+                              <w:t xml:space="preserve">This certification is issued upon request of the </w:t>
+                            </w:r>
+                            <w:r>
+                              <w:rPr>
+                                <w:rFonts w:ascii="Times New Roman" w:hAnsi="Times New Roman" w:cs="Times New Roman"/>
+                                <w:sz w:val="24"/>
+                                <w:szCs w:val="24"/>
+                              </w:rPr>
+                              <w:t>above-mentioned</w:t>
+                            </w:r>
+                            <w:r>
+                              <w:rPr>
+                                <w:rFonts w:ascii="Times New Roman" w:hAnsi="Times New Roman" w:cs="Times New Roman"/>
+                                <w:sz w:val="24"/>
+                                <w:szCs w:val="24"/>
+                              </w:rPr>
+                              <w:t xml:space="preserve"> name for whatever legal purpose it may serve.</w:t>
+                            </w:r>
+                          </w:p>
+                          <w:p>
+                            <w:pPr>
+                              <w:rPr>
+                                <w:rFonts w:ascii="Times New Roman" w:hAnsi="Times New Roman" w:cs="Times New Roman"/>
+                                <w:sz w:val="24"/>
+                                <w:szCs w:val="24"/>
+                              </w:rPr>
+                            </w:pPr>
+                            <w:r>
+                              <w:rPr>
+                                <w:rFonts w:ascii="Times New Roman" w:hAnsi="Times New Roman" w:cs="Times New Roman"/>
+                                <w:sz w:val="24"/>
+                                <w:szCs w:val="24"/>
+                              </w:rPr>
+                              <w:t xml:space="preserve">        </w:t>
+                            </w:r>
+                            <w:r>
+                              <w:rPr>
+                                <w:rFonts w:ascii="Times New Roman" w:hAnsi="Times New Roman" w:cs="Times New Roman"/>
+                                <w:sz w:val="24"/>
+                                <w:szCs w:val="24"/>
+                              </w:rPr>
+                              <w:t xml:space="preserve"> Issued this </w:t>
+                            </w:r>
+                            <w:r>
+                              <w:rPr>
+                                <w:rFonts w:ascii="Times New Roman" w:hAnsi="Times New Roman" w:cs="Times New Roman"/>
                                 <w:sz w:val="24"/>
                                 <w:szCs w:val="24"/>
                                 <w:u w:val="single"/>
                               </w:rPr>
-                              <w:t>_name</w:t>
-                            </w:r>
-                            <w:proofErr w:type="spellEnd"/>
-                            <w:r>
-                              <w:rPr>
-                                <w:rFonts w:ascii="Times New Roman" w:hAnsi="Times New Roman" w:cs="Times New Roman"/>
-                                <w:b/>
-                                <w:bCs/>
+                              <w:t>{d.day}</w:t>
+                            </w:r>
+                            <w:r>
+                              <w:rPr>
+                                <w:rFonts w:ascii="Times New Roman" w:hAnsi="Times New Roman" w:cs="Times New Roman"/>
+                                <w:sz w:val="24"/>
+                                <w:szCs w:val="24"/>
+                              </w:rPr>
+                              <w:t xml:space="preserve"> </w:t>
+                            </w:r>
+                            <w:r>
+                              <w:rPr>
+                                <w:rFonts w:ascii="Times New Roman" w:hAnsi="Times New Roman" w:cs="Times New Roman"/>
+                                <w:sz w:val="24"/>
+                                <w:szCs w:val="24"/>
+                              </w:rPr>
+                              <w:t>day of</w:t>
+                            </w:r>
+                            <w:r>
+                              <w:rPr>
+                                <w:rFonts w:ascii="Times New Roman" w:hAnsi="Times New Roman" w:cs="Times New Roman"/>
+                                <w:sz w:val="24"/>
+                                <w:szCs w:val="24"/>
+                              </w:rPr>
+                              <w:t xml:space="preserve"> </w:t>
+                            </w:r>
+                            <w:r>
+                              <w:rPr>
+                                <w:rFonts w:ascii="Times New Roman" w:hAnsi="Times New Roman" w:cs="Times New Roman"/>
                                 <w:sz w:val="24"/>
                                 <w:szCs w:val="24"/>
                                 <w:u w:val="single"/>
                               </w:rPr>
-                              <w:t>}</w:t>
-                            </w:r>
-                            <w:r>
-                              <w:rPr>
-                                <w:rFonts w:ascii="Times New Roman" w:hAnsi="Times New Roman" w:cs="Times New Roman"/>
-                                <w:sz w:val="24"/>
-                                <w:szCs w:val="24"/>
-                              </w:rPr>
-                              <w:t>,</w:t>
+                              <w:t>{d.month}</w:t>
+                            </w:r>
+                            <w:r>
+                              <w:rPr>
+                                <w:rFonts w:ascii="Times New Roman" w:hAnsi="Times New Roman" w:cs="Times New Roman"/>
+                                <w:sz w:val="24"/>
+                                <w:szCs w:val="24"/>
+                              </w:rPr>
+                              <w:t xml:space="preserve">, </w:t>
+                            </w:r>
+                            <w:r>
+                              <w:rPr>
+                                <w:rFonts w:ascii="Times New Roman" w:hAnsi="Times New Roman" w:cs="Times New Roman"/>
+                                <w:sz w:val="24"/>
+                                <w:szCs w:val="24"/>
+                                <w:u w:val="single"/>
+                              </w:rPr>
+                              <w:t>{d.year}</w:t>
                             </w:r>
                             <w:r>
                               <w:rPr>
@@ -2055,55 +2297,7 @@
                                 <w:sz w:val="24"/>
                                 <w:szCs w:val="24"/>
                               </w:rPr>
-                              <w:t xml:space="preserve">of legal age, </w:t>
-                            </w:r>
-                            <w:r>
-                              <w:rPr>
-                                <w:rFonts w:ascii="Times New Roman" w:hAnsi="Times New Roman" w:cs="Times New Roman"/>
-                                <w:sz w:val="24"/>
-                                <w:szCs w:val="24"/>
-                                <w:u w:val="single"/>
-                              </w:rPr>
-                              <w:t>{</w:t>
-                            </w:r>
-                            <w:proofErr w:type="spellStart"/>
-                            <w:proofErr w:type="gramStart"/>
-                            <w:r>
-                              <w:rPr>
-                                <w:rFonts w:ascii="Times New Roman" w:hAnsi="Times New Roman" w:cs="Times New Roman"/>
-                                <w:sz w:val="24"/>
-                                <w:szCs w:val="24"/>
-                                <w:u w:val="single"/>
-                              </w:rPr>
-                              <w:t>d.civil</w:t>
-                            </w:r>
-                            <w:proofErr w:type="gramEnd"/>
-                            <w:r>
-                              <w:rPr>
-                                <w:rFonts w:ascii="Times New Roman" w:hAnsi="Times New Roman" w:cs="Times New Roman"/>
-                                <w:sz w:val="24"/>
-                                <w:szCs w:val="24"/>
-                                <w:u w:val="single"/>
-                              </w:rPr>
-                              <w:t>_status</w:t>
-                            </w:r>
-                            <w:proofErr w:type="spellEnd"/>
-                            <w:r>
-                              <w:rPr>
-                                <w:rFonts w:ascii="Times New Roman" w:hAnsi="Times New Roman" w:cs="Times New Roman"/>
-                                <w:sz w:val="24"/>
-                                <w:szCs w:val="24"/>
-                                <w:u w:val="single"/>
-                              </w:rPr>
-                              <w:t>}</w:t>
-                            </w:r>
-                            <w:r>
-                              <w:rPr>
-                                <w:rFonts w:ascii="Times New Roman" w:hAnsi="Times New Roman" w:cs="Times New Roman"/>
-                                <w:sz w:val="24"/>
-                                <w:szCs w:val="24"/>
-                              </w:rPr>
-                              <w:t>, and a resident of Barangay B</w:t>
+                              <w:t>at B</w:t>
                             </w:r>
                             <w:r>
                               <w:rPr>
@@ -2113,352 +2307,6 @@
                               </w:rPr>
                               <w:t>iluso</w:t>
                             </w:r>
-                            <w:r>
-                              <w:rPr>
-                                <w:rFonts w:ascii="Times New Roman" w:hAnsi="Times New Roman" w:cs="Times New Roman"/>
-                                <w:sz w:val="24"/>
-                                <w:szCs w:val="24"/>
-                              </w:rPr>
-                              <w:t xml:space="preserve">, </w:t>
-                            </w:r>
-                            <w:r>
-                              <w:rPr>
-                                <w:rFonts w:ascii="Times New Roman" w:hAnsi="Times New Roman" w:cs="Times New Roman"/>
-                                <w:sz w:val="24"/>
-                                <w:szCs w:val="24"/>
-                              </w:rPr>
-                              <w:t>Silang, Cavite</w:t>
-                            </w:r>
-                            <w:r>
-                              <w:rPr>
-                                <w:rFonts w:ascii="Times New Roman" w:hAnsi="Times New Roman" w:cs="Times New Roman"/>
-                                <w:sz w:val="24"/>
-                                <w:szCs w:val="24"/>
-                              </w:rPr>
-                              <w:t xml:space="preserve"> is</w:t>
-                            </w:r>
-                            <w:r>
-                              <w:rPr>
-                                <w:rFonts w:ascii="Times New Roman" w:hAnsi="Times New Roman" w:cs="Times New Roman"/>
-                                <w:sz w:val="24"/>
-                                <w:szCs w:val="24"/>
-                              </w:rPr>
-                              <w:t xml:space="preserve"> known</w:t>
-                            </w:r>
-                            <w:r>
-                              <w:rPr>
-                                <w:rFonts w:ascii="Times New Roman" w:hAnsi="Times New Roman" w:cs="Times New Roman"/>
-                                <w:sz w:val="24"/>
-                                <w:szCs w:val="24"/>
-                              </w:rPr>
-                              <w:t xml:space="preserve"> to be of good moral character and reputation in the community. </w:t>
-                            </w:r>
-                            <w:proofErr w:type="spellStart"/>
-                            <w:r>
-                              <w:rPr>
-                                <w:rFonts w:ascii="Times New Roman" w:hAnsi="Times New Roman" w:cs="Times New Roman"/>
-                                <w:sz w:val="24"/>
-                                <w:szCs w:val="24"/>
-                              </w:rPr>
-                              <w:t>He</w:t>
-                            </w:r>
-                            <w:r>
-                              <w:rPr>
-                                <w:rFonts w:ascii="Times New Roman" w:hAnsi="Times New Roman" w:cs="Times New Roman"/>
-                                <w:sz w:val="24"/>
-                                <w:szCs w:val="24"/>
-                              </w:rPr>
-                              <w:t>/She</w:t>
-                            </w:r>
-                            <w:proofErr w:type="spellEnd"/>
-                            <w:r>
-                              <w:rPr>
-                                <w:rFonts w:ascii="Times New Roman" w:hAnsi="Times New Roman" w:cs="Times New Roman"/>
-                                <w:sz w:val="24"/>
-                                <w:szCs w:val="24"/>
-                              </w:rPr>
-                              <w:t xml:space="preserve"> is</w:t>
-                            </w:r>
-                            <w:r>
-                              <w:rPr>
-                                <w:rFonts w:ascii="Times New Roman" w:hAnsi="Times New Roman" w:cs="Times New Roman"/>
-                                <w:sz w:val="24"/>
-                                <w:szCs w:val="24"/>
-                              </w:rPr>
-                              <w:t xml:space="preserve"> a</w:t>
-                            </w:r>
-                            <w:r>
-                              <w:rPr>
-                                <w:rFonts w:ascii="Times New Roman" w:hAnsi="Times New Roman" w:cs="Times New Roman"/>
-                                <w:sz w:val="24"/>
-                                <w:szCs w:val="24"/>
-                              </w:rPr>
-                              <w:t xml:space="preserve"> peaceful and law-abiding citizen.</w:t>
-                            </w:r>
-                          </w:p>
-                          <w:p>
-                            <w:pPr>
-                              <w:rPr>
-                                <w:rFonts w:ascii="Times New Roman" w:hAnsi="Times New Roman" w:cs="Times New Roman"/>
-                                <w:sz w:val="24"/>
-                                <w:szCs w:val="24"/>
-                              </w:rPr>
-                            </w:pPr>
-                            <w:r>
-                              <w:rPr>
-                                <w:rFonts w:ascii="Times New Roman" w:hAnsi="Times New Roman" w:cs="Times New Roman"/>
-                                <w:sz w:val="24"/>
-                                <w:szCs w:val="24"/>
-                              </w:rPr>
-                              <w:t xml:space="preserve"> </w:t>
-                            </w:r>
-                            <w:r>
-                              <w:rPr>
-                                <w:rFonts w:ascii="Times New Roman" w:hAnsi="Times New Roman" w:cs="Times New Roman"/>
-                                <w:sz w:val="24"/>
-                                <w:szCs w:val="24"/>
-                              </w:rPr>
-                              <w:t xml:space="preserve">         </w:t>
-                            </w:r>
-                            <w:r>
-                              <w:rPr>
-                                <w:rFonts w:ascii="Times New Roman" w:hAnsi="Times New Roman" w:cs="Times New Roman"/>
-                                <w:sz w:val="24"/>
-                                <w:szCs w:val="24"/>
-                              </w:rPr>
-                              <w:t>As per records available in the files of this office, said subject has never been convicted nor accused of any crime whatsoever nor is he a member of any subversive organization.</w:t>
-                            </w:r>
-                          </w:p>
-                          <w:p>
-                            <w:pPr>
-                              <w:rPr>
-                                <w:rFonts w:ascii="Times New Roman" w:hAnsi="Times New Roman" w:cs="Times New Roman"/>
-                                <w:sz w:val="24"/>
-                                <w:szCs w:val="24"/>
-                              </w:rPr>
-                            </w:pPr>
-                            <w:r>
-                              <w:rPr>
-                                <w:rFonts w:ascii="Times New Roman" w:hAnsi="Times New Roman" w:cs="Times New Roman"/>
-                                <w:sz w:val="24"/>
-                                <w:szCs w:val="24"/>
-                              </w:rPr>
-                              <w:t xml:space="preserve"> </w:t>
-                            </w:r>
-                            <w:r>
-                              <w:rPr>
-                                <w:rFonts w:ascii="Times New Roman" w:hAnsi="Times New Roman" w:cs="Times New Roman"/>
-                                <w:sz w:val="24"/>
-                                <w:szCs w:val="24"/>
-                              </w:rPr>
-                              <w:t xml:space="preserve">         </w:t>
-                            </w:r>
-                            <w:r>
-                              <w:rPr>
-                                <w:rFonts w:ascii="Times New Roman" w:hAnsi="Times New Roman" w:cs="Times New Roman"/>
-                                <w:sz w:val="24"/>
-                                <w:szCs w:val="24"/>
-                              </w:rPr>
-                              <w:t xml:space="preserve">This certification is issued upon request of the </w:t>
-                            </w:r>
-                            <w:r>
-                              <w:rPr>
-                                <w:rFonts w:ascii="Times New Roman" w:hAnsi="Times New Roman" w:cs="Times New Roman"/>
-                                <w:sz w:val="24"/>
-                                <w:szCs w:val="24"/>
-                              </w:rPr>
-                              <w:t>above-mentioned</w:t>
-                            </w:r>
-                            <w:r>
-                              <w:rPr>
-                                <w:rFonts w:ascii="Times New Roman" w:hAnsi="Times New Roman" w:cs="Times New Roman"/>
-                                <w:sz w:val="24"/>
-                                <w:szCs w:val="24"/>
-                              </w:rPr>
-                              <w:t xml:space="preserve"> name for whatever legal purpose it may serve.</w:t>
-                            </w:r>
-                          </w:p>
-                          <w:p>
-                            <w:pPr>
-                              <w:rPr>
-                                <w:rFonts w:ascii="Times New Roman" w:hAnsi="Times New Roman" w:cs="Times New Roman"/>
-                                <w:sz w:val="24"/>
-                                <w:szCs w:val="24"/>
-                              </w:rPr>
-                            </w:pPr>
-                            <w:r>
-                              <w:rPr>
-                                <w:rFonts w:ascii="Times New Roman" w:hAnsi="Times New Roman" w:cs="Times New Roman"/>
-                                <w:sz w:val="24"/>
-                                <w:szCs w:val="24"/>
-                              </w:rPr>
-                              <w:t xml:space="preserve">        </w:t>
-                            </w:r>
-                            <w:r>
-                              <w:rPr>
-                                <w:rFonts w:ascii="Times New Roman" w:hAnsi="Times New Roman" w:cs="Times New Roman"/>
-                                <w:sz w:val="24"/>
-                                <w:szCs w:val="24"/>
-                              </w:rPr>
-                              <w:t xml:space="preserve"> Issued this </w:t>
-                            </w:r>
-                            <w:r>
-                              <w:rPr>
-                                <w:rFonts w:ascii="Times New Roman" w:hAnsi="Times New Roman" w:cs="Times New Roman"/>
-                                <w:sz w:val="24"/>
-                                <w:szCs w:val="24"/>
-                                <w:u w:val="single"/>
-                              </w:rPr>
-                              <w:t>{</w:t>
-                            </w:r>
-                            <w:proofErr w:type="spellStart"/>
-                            <w:r>
-                              <w:rPr>
-                                <w:rFonts w:ascii="Times New Roman" w:hAnsi="Times New Roman" w:cs="Times New Roman"/>
-                                <w:sz w:val="24"/>
-                                <w:szCs w:val="24"/>
-                                <w:u w:val="single"/>
-                              </w:rPr>
-                              <w:t>d.day</w:t>
-                            </w:r>
-                            <w:proofErr w:type="spellEnd"/>
-                            <w:r>
-                              <w:rPr>
-                                <w:rFonts w:ascii="Times New Roman" w:hAnsi="Times New Roman" w:cs="Times New Roman"/>
-                                <w:sz w:val="24"/>
-                                <w:szCs w:val="24"/>
-                                <w:u w:val="single"/>
-                              </w:rPr>
-                              <w:t>}</w:t>
-                            </w:r>
-                            <w:r>
-                              <w:rPr>
-                                <w:rFonts w:ascii="Times New Roman" w:hAnsi="Times New Roman" w:cs="Times New Roman"/>
-                                <w:sz w:val="24"/>
-                                <w:szCs w:val="24"/>
-                              </w:rPr>
-                              <w:t xml:space="preserve"> </w:t>
-                            </w:r>
-                            <w:r>
-                              <w:rPr>
-                                <w:rFonts w:ascii="Times New Roman" w:hAnsi="Times New Roman" w:cs="Times New Roman"/>
-                                <w:sz w:val="24"/>
-                                <w:szCs w:val="24"/>
-                              </w:rPr>
-                              <w:t>day of</w:t>
-                            </w:r>
-                            <w:r>
-                              <w:rPr>
-                                <w:rFonts w:ascii="Times New Roman" w:hAnsi="Times New Roman" w:cs="Times New Roman"/>
-                                <w:sz w:val="24"/>
-                                <w:szCs w:val="24"/>
-                              </w:rPr>
-                              <w:t xml:space="preserve"> </w:t>
-                            </w:r>
-                            <w:r>
-                              <w:rPr>
-                                <w:rFonts w:ascii="Times New Roman" w:hAnsi="Times New Roman" w:cs="Times New Roman"/>
-                                <w:sz w:val="24"/>
-                                <w:szCs w:val="24"/>
-                                <w:u w:val="single"/>
-                              </w:rPr>
-                              <w:t>{</w:t>
-                            </w:r>
-                            <w:proofErr w:type="spellStart"/>
-                            <w:proofErr w:type="gramStart"/>
-                            <w:r>
-                              <w:rPr>
-                                <w:rFonts w:ascii="Times New Roman" w:hAnsi="Times New Roman" w:cs="Times New Roman"/>
-                                <w:sz w:val="24"/>
-                                <w:szCs w:val="24"/>
-                                <w:u w:val="single"/>
-                              </w:rPr>
-                              <w:t>d.month</w:t>
-                            </w:r>
-                            <w:proofErr w:type="spellEnd"/>
-                            <w:proofErr w:type="gramEnd"/>
-                            <w:r>
-                              <w:rPr>
-                                <w:rFonts w:ascii="Times New Roman" w:hAnsi="Times New Roman" w:cs="Times New Roman"/>
-                                <w:sz w:val="24"/>
-                                <w:szCs w:val="24"/>
-                                <w:u w:val="single"/>
-                              </w:rPr>
-                              <w:t>}</w:t>
-                            </w:r>
-                            <w:r>
-                              <w:rPr>
-                                <w:rFonts w:ascii="Times New Roman" w:hAnsi="Times New Roman" w:cs="Times New Roman"/>
-                                <w:sz w:val="24"/>
-                                <w:szCs w:val="24"/>
-                              </w:rPr>
-                              <w:t xml:space="preserve">, </w:t>
-                            </w:r>
-                            <w:r>
-                              <w:rPr>
-                                <w:rFonts w:ascii="Times New Roman" w:hAnsi="Times New Roman" w:cs="Times New Roman"/>
-                                <w:sz w:val="24"/>
-                                <w:szCs w:val="24"/>
-                                <w:u w:val="single"/>
-                              </w:rPr>
-                              <w:t>{</w:t>
-                            </w:r>
-                            <w:proofErr w:type="spellStart"/>
-                            <w:proofErr w:type="gramStart"/>
-                            <w:r>
-                              <w:rPr>
-                                <w:rFonts w:ascii="Times New Roman" w:hAnsi="Times New Roman" w:cs="Times New Roman"/>
-                                <w:sz w:val="24"/>
-                                <w:szCs w:val="24"/>
-                                <w:u w:val="single"/>
-                              </w:rPr>
-                              <w:t>d.year</w:t>
-                            </w:r>
-                            <w:proofErr w:type="spellEnd"/>
-                            <w:proofErr w:type="gramEnd"/>
-                            <w:r>
-                              <w:rPr>
-                                <w:rFonts w:ascii="Times New Roman" w:hAnsi="Times New Roman" w:cs="Times New Roman"/>
-                                <w:sz w:val="24"/>
-                                <w:szCs w:val="24"/>
-                                <w:u w:val="single"/>
-                              </w:rPr>
-                              <w:t>}</w:t>
-                            </w:r>
-                            <w:r>
-                              <w:rPr>
-                                <w:rFonts w:ascii="Times New Roman" w:hAnsi="Times New Roman" w:cs="Times New Roman"/>
-                                <w:sz w:val="24"/>
-                                <w:szCs w:val="24"/>
-                              </w:rPr>
-                              <w:t xml:space="preserve"> </w:t>
-                            </w:r>
-                            <w:r>
-                              <w:rPr>
-                                <w:rFonts w:ascii="Times New Roman" w:hAnsi="Times New Roman" w:cs="Times New Roman"/>
-                                <w:sz w:val="24"/>
-                                <w:szCs w:val="24"/>
-                              </w:rPr>
-                              <w:t xml:space="preserve">at </w:t>
-                            </w:r>
-                            <w:proofErr w:type="spellStart"/>
-                            <w:r>
-                              <w:rPr>
-                                <w:rFonts w:ascii="Times New Roman" w:hAnsi="Times New Roman" w:cs="Times New Roman"/>
-                                <w:sz w:val="24"/>
-                                <w:szCs w:val="24"/>
-                              </w:rPr>
-                              <w:t>B</w:t>
-                            </w:r>
-                            <w:r>
-                              <w:rPr>
-                                <w:rFonts w:ascii="Times New Roman" w:hAnsi="Times New Roman" w:cs="Times New Roman"/>
-                                <w:sz w:val="24"/>
-                                <w:szCs w:val="24"/>
-                              </w:rPr>
-                              <w:t>iluso</w:t>
-                            </w:r>
-                            <w:proofErr w:type="spellEnd"/>
                             <w:r>
                               <w:rPr>
                                 <w:rFonts w:ascii="Times New Roman" w:hAnsi="Times New Roman" w:cs="Times New Roman"/>
@@ -2611,52 +2459,294 @@
                           <w:szCs w:val="24"/>
                           <w:u w:val="single"/>
                         </w:rPr>
-                        <w:t>{</w:t>
-                      </w:r>
-                      <w:proofErr w:type="spellStart"/>
-                      <w:proofErr w:type="gramStart"/>
-                      <w:r>
-                        <w:rPr>
-                          <w:rFonts w:ascii="Times New Roman" w:hAnsi="Times New Roman" w:cs="Times New Roman"/>
-                          <w:b/>
-                          <w:bCs/>
+                        <w:t>{d.full_name}</w:t>
+                      </w:r>
+                      <w:r>
+                        <w:rPr>
+                          <w:rFonts w:ascii="Times New Roman" w:hAnsi="Times New Roman" w:cs="Times New Roman"/>
+                          <w:sz w:val="24"/>
+                          <w:szCs w:val="24"/>
+                        </w:rPr>
+                        <w:t>,</w:t>
+                      </w:r>
+                      <w:r>
+                        <w:rPr>
+                          <w:rFonts w:ascii="Times New Roman" w:hAnsi="Times New Roman" w:cs="Times New Roman"/>
+                          <w:sz w:val="24"/>
+                          <w:szCs w:val="24"/>
+                        </w:rPr>
+                        <w:t xml:space="preserve"> </w:t>
+                      </w:r>
+                      <w:r>
+                        <w:rPr>
+                          <w:rFonts w:ascii="Times New Roman" w:hAnsi="Times New Roman" w:cs="Times New Roman"/>
+                          <w:sz w:val="24"/>
+                          <w:szCs w:val="24"/>
+                        </w:rPr>
+                        <w:t xml:space="preserve">of legal age, </w:t>
+                      </w:r>
+                      <w:r>
+                        <w:rPr>
+                          <w:rFonts w:ascii="Times New Roman" w:hAnsi="Times New Roman" w:cs="Times New Roman"/>
                           <w:sz w:val="24"/>
                           <w:szCs w:val="24"/>
                           <w:u w:val="single"/>
                         </w:rPr>
-                        <w:t>d.full</w:t>
-                      </w:r>
-                      <w:proofErr w:type="gramEnd"/>
-                      <w:r>
-                        <w:rPr>
-                          <w:rFonts w:ascii="Times New Roman" w:hAnsi="Times New Roman" w:cs="Times New Roman"/>
-                          <w:b/>
-                          <w:bCs/>
+                        <w:t>{d.civil_status}</w:t>
+                      </w:r>
+                      <w:r>
+                        <w:rPr>
+                          <w:rFonts w:ascii="Times New Roman" w:hAnsi="Times New Roman" w:cs="Times New Roman"/>
+                          <w:sz w:val="24"/>
+                          <w:szCs w:val="24"/>
+                        </w:rPr>
+                        <w:t>, and a resident of Barangay B</w:t>
+                      </w:r>
+                      <w:r>
+                        <w:rPr>
+                          <w:rFonts w:ascii="Times New Roman" w:hAnsi="Times New Roman" w:cs="Times New Roman"/>
+                          <w:sz w:val="24"/>
+                          <w:szCs w:val="24"/>
+                        </w:rPr>
+                        <w:t>iluso</w:t>
+                      </w:r>
+                      <w:r>
+                        <w:rPr>
+                          <w:rFonts w:ascii="Times New Roman" w:hAnsi="Times New Roman" w:cs="Times New Roman"/>
+                          <w:sz w:val="24"/>
+                          <w:szCs w:val="24"/>
+                        </w:rPr>
+                        <w:t xml:space="preserve">, </w:t>
+                      </w:r>
+                      <w:r>
+                        <w:rPr>
+                          <w:rFonts w:ascii="Times New Roman" w:hAnsi="Times New Roman" w:cs="Times New Roman"/>
+                          <w:sz w:val="24"/>
+                          <w:szCs w:val="24"/>
+                        </w:rPr>
+                        <w:t>Silang, Cavite</w:t>
+                      </w:r>
+                      <w:r>
+                        <w:rPr>
+                          <w:rFonts w:ascii="Times New Roman" w:hAnsi="Times New Roman" w:cs="Times New Roman"/>
+                          <w:sz w:val="24"/>
+                          <w:szCs w:val="24"/>
+                        </w:rPr>
+                        <w:t xml:space="preserve"> is</w:t>
+                      </w:r>
+                      <w:r>
+                        <w:rPr>
+                          <w:rFonts w:ascii="Times New Roman" w:hAnsi="Times New Roman" w:cs="Times New Roman"/>
+                          <w:sz w:val="24"/>
+                          <w:szCs w:val="24"/>
+                        </w:rPr>
+                        <w:t xml:space="preserve"> known</w:t>
+                      </w:r>
+                      <w:r>
+                        <w:rPr>
+                          <w:rFonts w:ascii="Times New Roman" w:hAnsi="Times New Roman" w:cs="Times New Roman"/>
+                          <w:sz w:val="24"/>
+                          <w:szCs w:val="24"/>
+                        </w:rPr>
+                        <w:t xml:space="preserve"> to be of good moral character and reputation in the community. He</w:t>
+                      </w:r>
+                      <w:r>
+                        <w:rPr>
+                          <w:rFonts w:ascii="Times New Roman" w:hAnsi="Times New Roman" w:cs="Times New Roman"/>
+                          <w:sz w:val="24"/>
+                          <w:szCs w:val="24"/>
+                        </w:rPr>
+                        <w:t>/She</w:t>
+                      </w:r>
+                      <w:r>
+                        <w:rPr>
+                          <w:rFonts w:ascii="Times New Roman" w:hAnsi="Times New Roman" w:cs="Times New Roman"/>
+                          <w:sz w:val="24"/>
+                          <w:szCs w:val="24"/>
+                        </w:rPr>
+                        <w:t xml:space="preserve"> is</w:t>
+                      </w:r>
+                      <w:r>
+                        <w:rPr>
+                          <w:rFonts w:ascii="Times New Roman" w:hAnsi="Times New Roman" w:cs="Times New Roman"/>
+                          <w:sz w:val="24"/>
+                          <w:szCs w:val="24"/>
+                        </w:rPr>
+                        <w:t xml:space="preserve"> a</w:t>
+                      </w:r>
+                      <w:r>
+                        <w:rPr>
+                          <w:rFonts w:ascii="Times New Roman" w:hAnsi="Times New Roman" w:cs="Times New Roman"/>
+                          <w:sz w:val="24"/>
+                          <w:szCs w:val="24"/>
+                        </w:rPr>
+                        <w:t xml:space="preserve"> peaceful and law-abiding citizen.</w:t>
+                      </w:r>
+                    </w:p>
+                    <w:p>
+                      <w:pPr>
+                        <w:rPr>
+                          <w:rFonts w:ascii="Times New Roman" w:hAnsi="Times New Roman" w:cs="Times New Roman"/>
+                          <w:sz w:val="24"/>
+                          <w:szCs w:val="24"/>
+                        </w:rPr>
+                      </w:pPr>
+                      <w:r>
+                        <w:rPr>
+                          <w:rFonts w:ascii="Times New Roman" w:hAnsi="Times New Roman" w:cs="Times New Roman"/>
+                          <w:sz w:val="24"/>
+                          <w:szCs w:val="24"/>
+                        </w:rPr>
+                        <w:t xml:space="preserve"> </w:t>
+                      </w:r>
+                      <w:r>
+                        <w:rPr>
+                          <w:rFonts w:ascii="Times New Roman" w:hAnsi="Times New Roman" w:cs="Times New Roman"/>
+                          <w:sz w:val="24"/>
+                          <w:szCs w:val="24"/>
+                        </w:rPr>
+                        <w:t xml:space="preserve">         </w:t>
+                      </w:r>
+                      <w:r>
+                        <w:rPr>
+                          <w:rFonts w:ascii="Times New Roman" w:hAnsi="Times New Roman" w:cs="Times New Roman"/>
+                          <w:sz w:val="24"/>
+                          <w:szCs w:val="24"/>
+                        </w:rPr>
+                        <w:t>As per records available in the files of this office, said subject has never been convicted nor accused of any crime whatsoever nor is he a member of any subversive organization.</w:t>
+                      </w:r>
+                    </w:p>
+                    <w:p>
+                      <w:pPr>
+                        <w:rPr>
+                          <w:rFonts w:ascii="Times New Roman" w:hAnsi="Times New Roman" w:cs="Times New Roman"/>
+                          <w:sz w:val="24"/>
+                          <w:szCs w:val="24"/>
+                        </w:rPr>
+                      </w:pPr>
+                      <w:r>
+                        <w:rPr>
+                          <w:rFonts w:ascii="Times New Roman" w:hAnsi="Times New Roman" w:cs="Times New Roman"/>
+                          <w:sz w:val="24"/>
+                          <w:szCs w:val="24"/>
+                        </w:rPr>
+                        <w:t xml:space="preserve"> </w:t>
+                      </w:r>
+                      <w:r>
+                        <w:rPr>
+                          <w:rFonts w:ascii="Times New Roman" w:hAnsi="Times New Roman" w:cs="Times New Roman"/>
+                          <w:sz w:val="24"/>
+                          <w:szCs w:val="24"/>
+                        </w:rPr>
+                        <w:t xml:space="preserve">         </w:t>
+                      </w:r>
+                      <w:r>
+                        <w:rPr>
+                          <w:rFonts w:ascii="Times New Roman" w:hAnsi="Times New Roman" w:cs="Times New Roman"/>
+                          <w:sz w:val="24"/>
+                          <w:szCs w:val="24"/>
+                        </w:rPr>
+                        <w:t xml:space="preserve">This certification is issued upon request of the </w:t>
+                      </w:r>
+                      <w:r>
+                        <w:rPr>
+                          <w:rFonts w:ascii="Times New Roman" w:hAnsi="Times New Roman" w:cs="Times New Roman"/>
+                          <w:sz w:val="24"/>
+                          <w:szCs w:val="24"/>
+                        </w:rPr>
+                        <w:t>above-mentioned</w:t>
+                      </w:r>
+                      <w:r>
+                        <w:rPr>
+                          <w:rFonts w:ascii="Times New Roman" w:hAnsi="Times New Roman" w:cs="Times New Roman"/>
+                          <w:sz w:val="24"/>
+                          <w:szCs w:val="24"/>
+                        </w:rPr>
+                        <w:t xml:space="preserve"> name for whatever legal purpose it may serve.</w:t>
+                      </w:r>
+                    </w:p>
+                    <w:p>
+                      <w:pPr>
+                        <w:rPr>
+                          <w:rFonts w:ascii="Times New Roman" w:hAnsi="Times New Roman" w:cs="Times New Roman"/>
+                          <w:sz w:val="24"/>
+                          <w:szCs w:val="24"/>
+                        </w:rPr>
+                      </w:pPr>
+                      <w:r>
+                        <w:rPr>
+                          <w:rFonts w:ascii="Times New Roman" w:hAnsi="Times New Roman" w:cs="Times New Roman"/>
+                          <w:sz w:val="24"/>
+                          <w:szCs w:val="24"/>
+                        </w:rPr>
+                        <w:t xml:space="preserve">        </w:t>
+                      </w:r>
+                      <w:r>
+                        <w:rPr>
+                          <w:rFonts w:ascii="Times New Roman" w:hAnsi="Times New Roman" w:cs="Times New Roman"/>
+                          <w:sz w:val="24"/>
+                          <w:szCs w:val="24"/>
+                        </w:rPr>
+                        <w:t xml:space="preserve"> Issued this </w:t>
+                      </w:r>
+                      <w:r>
+                        <w:rPr>
+                          <w:rFonts w:ascii="Times New Roman" w:hAnsi="Times New Roman" w:cs="Times New Roman"/>
                           <w:sz w:val="24"/>
                           <w:szCs w:val="24"/>
                           <w:u w:val="single"/>
                         </w:rPr>
-                        <w:t>_name</w:t>
-                      </w:r>
-                      <w:proofErr w:type="spellEnd"/>
-                      <w:r>
-                        <w:rPr>
-                          <w:rFonts w:ascii="Times New Roman" w:hAnsi="Times New Roman" w:cs="Times New Roman"/>
-                          <w:b/>
-                          <w:bCs/>
+                        <w:t>{d.day}</w:t>
+                      </w:r>
+                      <w:r>
+                        <w:rPr>
+                          <w:rFonts w:ascii="Times New Roman" w:hAnsi="Times New Roman" w:cs="Times New Roman"/>
+                          <w:sz w:val="24"/>
+                          <w:szCs w:val="24"/>
+                        </w:rPr>
+                        <w:t xml:space="preserve"> </w:t>
+                      </w:r>
+                      <w:r>
+                        <w:rPr>
+                          <w:rFonts w:ascii="Times New Roman" w:hAnsi="Times New Roman" w:cs="Times New Roman"/>
+                          <w:sz w:val="24"/>
+                          <w:szCs w:val="24"/>
+                        </w:rPr>
+                        <w:t>day of</w:t>
+                      </w:r>
+                      <w:r>
+                        <w:rPr>
+                          <w:rFonts w:ascii="Times New Roman" w:hAnsi="Times New Roman" w:cs="Times New Roman"/>
+                          <w:sz w:val="24"/>
+                          <w:szCs w:val="24"/>
+                        </w:rPr>
+                        <w:t xml:space="preserve"> </w:t>
+                      </w:r>
+                      <w:r>
+                        <w:rPr>
+                          <w:rFonts w:ascii="Times New Roman" w:hAnsi="Times New Roman" w:cs="Times New Roman"/>
                           <w:sz w:val="24"/>
                           <w:szCs w:val="24"/>
                           <w:u w:val="single"/>
                         </w:rPr>
-                        <w:t>}</w:t>
-                      </w:r>
-                      <w:r>
-                        <w:rPr>
-                          <w:rFonts w:ascii="Times New Roman" w:hAnsi="Times New Roman" w:cs="Times New Roman"/>
-                          <w:sz w:val="24"/>
-                          <w:szCs w:val="24"/>
-                        </w:rPr>
-                        <w:t>,</w:t>
+                        <w:t>{d.month}</w:t>
+                      </w:r>
+                      <w:r>
+                        <w:rPr>
+                          <w:rFonts w:ascii="Times New Roman" w:hAnsi="Times New Roman" w:cs="Times New Roman"/>
+                          <w:sz w:val="24"/>
+                          <w:szCs w:val="24"/>
+                        </w:rPr>
+                        <w:t xml:space="preserve">, </w:t>
+                      </w:r>
+                      <w:r>
+                        <w:rPr>
+                          <w:rFonts w:ascii="Times New Roman" w:hAnsi="Times New Roman" w:cs="Times New Roman"/>
+                          <w:sz w:val="24"/>
+                          <w:szCs w:val="24"/>
+                          <w:u w:val="single"/>
+                        </w:rPr>
+                        <w:t>{d.year}</w:t>
                       </w:r>
                       <w:r>
                         <w:rPr>
@@ -2672,55 +2762,7 @@
                           <w:sz w:val="24"/>
                           <w:szCs w:val="24"/>
                         </w:rPr>
-                        <w:t xml:space="preserve">of legal age, </w:t>
-                      </w:r>
-                      <w:r>
-                        <w:rPr>
-                          <w:rFonts w:ascii="Times New Roman" w:hAnsi="Times New Roman" w:cs="Times New Roman"/>
-                          <w:sz w:val="24"/>
-                          <w:szCs w:val="24"/>
-                          <w:u w:val="single"/>
-                        </w:rPr>
-                        <w:t>{</w:t>
-                      </w:r>
-                      <w:proofErr w:type="spellStart"/>
-                      <w:proofErr w:type="gramStart"/>
-                      <w:r>
-                        <w:rPr>
-                          <w:rFonts w:ascii="Times New Roman" w:hAnsi="Times New Roman" w:cs="Times New Roman"/>
-                          <w:sz w:val="24"/>
-                          <w:szCs w:val="24"/>
-                          <w:u w:val="single"/>
-                        </w:rPr>
-                        <w:t>d.civil</w:t>
-                      </w:r>
-                      <w:proofErr w:type="gramEnd"/>
-                      <w:r>
-                        <w:rPr>
-                          <w:rFonts w:ascii="Times New Roman" w:hAnsi="Times New Roman" w:cs="Times New Roman"/>
-                          <w:sz w:val="24"/>
-                          <w:szCs w:val="24"/>
-                          <w:u w:val="single"/>
-                        </w:rPr>
-                        <w:t>_status</w:t>
-                      </w:r>
-                      <w:proofErr w:type="spellEnd"/>
-                      <w:r>
-                        <w:rPr>
-                          <w:rFonts w:ascii="Times New Roman" w:hAnsi="Times New Roman" w:cs="Times New Roman"/>
-                          <w:sz w:val="24"/>
-                          <w:szCs w:val="24"/>
-                          <w:u w:val="single"/>
-                        </w:rPr>
-                        <w:t>}</w:t>
-                      </w:r>
-                      <w:r>
-                        <w:rPr>
-                          <w:rFonts w:ascii="Times New Roman" w:hAnsi="Times New Roman" w:cs="Times New Roman"/>
-                          <w:sz w:val="24"/>
-                          <w:szCs w:val="24"/>
-                        </w:rPr>
-                        <w:t>, and a resident of Barangay B</w:t>
+                        <w:t>at B</w:t>
                       </w:r>
                       <w:r>
                         <w:rPr>
@@ -2730,352 +2772,6 @@
                         </w:rPr>
                         <w:t>iluso</w:t>
                       </w:r>
-                      <w:r>
-                        <w:rPr>
-                          <w:rFonts w:ascii="Times New Roman" w:hAnsi="Times New Roman" w:cs="Times New Roman"/>
-                          <w:sz w:val="24"/>
-                          <w:szCs w:val="24"/>
-                        </w:rPr>
-                        <w:t xml:space="preserve">, </w:t>
-                      </w:r>
-                      <w:r>
-                        <w:rPr>
-                          <w:rFonts w:ascii="Times New Roman" w:hAnsi="Times New Roman" w:cs="Times New Roman"/>
-                          <w:sz w:val="24"/>
-                          <w:szCs w:val="24"/>
-                        </w:rPr>
-                        <w:t>Silang, Cavite</w:t>
-                      </w:r>
-                      <w:r>
-                        <w:rPr>
-                          <w:rFonts w:ascii="Times New Roman" w:hAnsi="Times New Roman" w:cs="Times New Roman"/>
-                          <w:sz w:val="24"/>
-                          <w:szCs w:val="24"/>
-                        </w:rPr>
-                        <w:t xml:space="preserve"> is</w:t>
-                      </w:r>
-                      <w:r>
-                        <w:rPr>
-                          <w:rFonts w:ascii="Times New Roman" w:hAnsi="Times New Roman" w:cs="Times New Roman"/>
-                          <w:sz w:val="24"/>
-                          <w:szCs w:val="24"/>
-                        </w:rPr>
-                        <w:t xml:space="preserve"> known</w:t>
-                      </w:r>
-                      <w:r>
-                        <w:rPr>
-                          <w:rFonts w:ascii="Times New Roman" w:hAnsi="Times New Roman" w:cs="Times New Roman"/>
-                          <w:sz w:val="24"/>
-                          <w:szCs w:val="24"/>
-                        </w:rPr>
-                        <w:t xml:space="preserve"> to be of good moral character and reputation in the community. </w:t>
-                      </w:r>
-                      <w:proofErr w:type="spellStart"/>
-                      <w:r>
-                        <w:rPr>
-                          <w:rFonts w:ascii="Times New Roman" w:hAnsi="Times New Roman" w:cs="Times New Roman"/>
-                          <w:sz w:val="24"/>
-                          <w:szCs w:val="24"/>
-                        </w:rPr>
-                        <w:t>He</w:t>
-                      </w:r>
-                      <w:r>
-                        <w:rPr>
-                          <w:rFonts w:ascii="Times New Roman" w:hAnsi="Times New Roman" w:cs="Times New Roman"/>
-                          <w:sz w:val="24"/>
-                          <w:szCs w:val="24"/>
-                        </w:rPr>
-                        <w:t>/She</w:t>
-                      </w:r>
-                      <w:proofErr w:type="spellEnd"/>
-                      <w:r>
-                        <w:rPr>
-                          <w:rFonts w:ascii="Times New Roman" w:hAnsi="Times New Roman" w:cs="Times New Roman"/>
-                          <w:sz w:val="24"/>
-                          <w:szCs w:val="24"/>
-                        </w:rPr>
-                        <w:t xml:space="preserve"> is</w:t>
-                      </w:r>
-                      <w:r>
-                        <w:rPr>
-                          <w:rFonts w:ascii="Times New Roman" w:hAnsi="Times New Roman" w:cs="Times New Roman"/>
-                          <w:sz w:val="24"/>
-                          <w:szCs w:val="24"/>
-                        </w:rPr>
-                        <w:t xml:space="preserve"> a</w:t>
-                      </w:r>
-                      <w:r>
-                        <w:rPr>
-                          <w:rFonts w:ascii="Times New Roman" w:hAnsi="Times New Roman" w:cs="Times New Roman"/>
-                          <w:sz w:val="24"/>
-                          <w:szCs w:val="24"/>
-                        </w:rPr>
-                        <w:t xml:space="preserve"> peaceful and law-abiding citizen.</w:t>
-                      </w:r>
-                    </w:p>
-                    <w:p>
-                      <w:pPr>
-                        <w:rPr>
-                          <w:rFonts w:ascii="Times New Roman" w:hAnsi="Times New Roman" w:cs="Times New Roman"/>
-                          <w:sz w:val="24"/>
-                          <w:szCs w:val="24"/>
-                        </w:rPr>
-                      </w:pPr>
-                      <w:r>
-                        <w:rPr>
-                          <w:rFonts w:ascii="Times New Roman" w:hAnsi="Times New Roman" w:cs="Times New Roman"/>
-                          <w:sz w:val="24"/>
-                          <w:szCs w:val="24"/>
-                        </w:rPr>
-                        <w:t xml:space="preserve"> </w:t>
-                      </w:r>
-                      <w:r>
-                        <w:rPr>
-                          <w:rFonts w:ascii="Times New Roman" w:hAnsi="Times New Roman" w:cs="Times New Roman"/>
-                          <w:sz w:val="24"/>
-                          <w:szCs w:val="24"/>
-                        </w:rPr>
-                        <w:t xml:space="preserve">         </w:t>
-                      </w:r>
-                      <w:r>
-                        <w:rPr>
-                          <w:rFonts w:ascii="Times New Roman" w:hAnsi="Times New Roman" w:cs="Times New Roman"/>
-                          <w:sz w:val="24"/>
-                          <w:szCs w:val="24"/>
-                        </w:rPr>
-                        <w:t>As per records available in the files of this office, said subject has never been convicted nor accused of any crime whatsoever nor is he a member of any subversive organization.</w:t>
-                      </w:r>
-                    </w:p>
-                    <w:p>
-                      <w:pPr>
-                        <w:rPr>
-                          <w:rFonts w:ascii="Times New Roman" w:hAnsi="Times New Roman" w:cs="Times New Roman"/>
-                          <w:sz w:val="24"/>
-                          <w:szCs w:val="24"/>
-                        </w:rPr>
-                      </w:pPr>
-                      <w:r>
-                        <w:rPr>
-                          <w:rFonts w:ascii="Times New Roman" w:hAnsi="Times New Roman" w:cs="Times New Roman"/>
-                          <w:sz w:val="24"/>
-                          <w:szCs w:val="24"/>
-                        </w:rPr>
-                        <w:t xml:space="preserve"> </w:t>
-                      </w:r>
-                      <w:r>
-                        <w:rPr>
-                          <w:rFonts w:ascii="Times New Roman" w:hAnsi="Times New Roman" w:cs="Times New Roman"/>
-                          <w:sz w:val="24"/>
-                          <w:szCs w:val="24"/>
-                        </w:rPr>
-                        <w:t xml:space="preserve">         </w:t>
-                      </w:r>
-                      <w:r>
-                        <w:rPr>
-                          <w:rFonts w:ascii="Times New Roman" w:hAnsi="Times New Roman" w:cs="Times New Roman"/>
-                          <w:sz w:val="24"/>
-                          <w:szCs w:val="24"/>
-                        </w:rPr>
-                        <w:t xml:space="preserve">This certification is issued upon request of the </w:t>
-                      </w:r>
-                      <w:r>
-                        <w:rPr>
-                          <w:rFonts w:ascii="Times New Roman" w:hAnsi="Times New Roman" w:cs="Times New Roman"/>
-                          <w:sz w:val="24"/>
-                          <w:szCs w:val="24"/>
-                        </w:rPr>
-                        <w:t>above-mentioned</w:t>
-                      </w:r>
-                      <w:r>
-                        <w:rPr>
-                          <w:rFonts w:ascii="Times New Roman" w:hAnsi="Times New Roman" w:cs="Times New Roman"/>
-                          <w:sz w:val="24"/>
-                          <w:szCs w:val="24"/>
-                        </w:rPr>
-                        <w:t xml:space="preserve"> name for whatever legal purpose it may serve.</w:t>
-                      </w:r>
-                    </w:p>
-                    <w:p>
-                      <w:pPr>
-                        <w:rPr>
-                          <w:rFonts w:ascii="Times New Roman" w:hAnsi="Times New Roman" w:cs="Times New Roman"/>
-                          <w:sz w:val="24"/>
-                          <w:szCs w:val="24"/>
-                        </w:rPr>
-                      </w:pPr>
-                      <w:r>
-                        <w:rPr>
-                          <w:rFonts w:ascii="Times New Roman" w:hAnsi="Times New Roman" w:cs="Times New Roman"/>
-                          <w:sz w:val="24"/>
-                          <w:szCs w:val="24"/>
-                        </w:rPr>
-                        <w:t xml:space="preserve">        </w:t>
-                      </w:r>
-                      <w:r>
-                        <w:rPr>
-                          <w:rFonts w:ascii="Times New Roman" w:hAnsi="Times New Roman" w:cs="Times New Roman"/>
-                          <w:sz w:val="24"/>
-                          <w:szCs w:val="24"/>
-                        </w:rPr>
-                        <w:t xml:space="preserve"> Issued this </w:t>
-                      </w:r>
-                      <w:r>
-                        <w:rPr>
-                          <w:rFonts w:ascii="Times New Roman" w:hAnsi="Times New Roman" w:cs="Times New Roman"/>
-                          <w:sz w:val="24"/>
-                          <w:szCs w:val="24"/>
-                          <w:u w:val="single"/>
-                        </w:rPr>
-                        <w:t>{</w:t>
-                      </w:r>
-                      <w:proofErr w:type="spellStart"/>
-                      <w:r>
-                        <w:rPr>
-                          <w:rFonts w:ascii="Times New Roman" w:hAnsi="Times New Roman" w:cs="Times New Roman"/>
-                          <w:sz w:val="24"/>
-                          <w:szCs w:val="24"/>
-                          <w:u w:val="single"/>
-                        </w:rPr>
-                        <w:t>d.day</w:t>
-                      </w:r>
-                      <w:proofErr w:type="spellEnd"/>
-                      <w:r>
-                        <w:rPr>
-                          <w:rFonts w:ascii="Times New Roman" w:hAnsi="Times New Roman" w:cs="Times New Roman"/>
-                          <w:sz w:val="24"/>
-                          <w:szCs w:val="24"/>
-                          <w:u w:val="single"/>
-                        </w:rPr>
-                        <w:t>}</w:t>
-                      </w:r>
-                      <w:r>
-                        <w:rPr>
-                          <w:rFonts w:ascii="Times New Roman" w:hAnsi="Times New Roman" w:cs="Times New Roman"/>
-                          <w:sz w:val="24"/>
-                          <w:szCs w:val="24"/>
-                        </w:rPr>
-                        <w:t xml:space="preserve"> </w:t>
-                      </w:r>
-                      <w:r>
-                        <w:rPr>
-                          <w:rFonts w:ascii="Times New Roman" w:hAnsi="Times New Roman" w:cs="Times New Roman"/>
-                          <w:sz w:val="24"/>
-                          <w:szCs w:val="24"/>
-                        </w:rPr>
-                        <w:t>day of</w:t>
-                      </w:r>
-                      <w:r>
-                        <w:rPr>
-                          <w:rFonts w:ascii="Times New Roman" w:hAnsi="Times New Roman" w:cs="Times New Roman"/>
-                          <w:sz w:val="24"/>
-                          <w:szCs w:val="24"/>
-                        </w:rPr>
-                        <w:t xml:space="preserve"> </w:t>
-                      </w:r>
-                      <w:r>
-                        <w:rPr>
-                          <w:rFonts w:ascii="Times New Roman" w:hAnsi="Times New Roman" w:cs="Times New Roman"/>
-                          <w:sz w:val="24"/>
-                          <w:szCs w:val="24"/>
-                          <w:u w:val="single"/>
-                        </w:rPr>
-                        <w:t>{</w:t>
-                      </w:r>
-                      <w:proofErr w:type="spellStart"/>
-                      <w:proofErr w:type="gramStart"/>
-                      <w:r>
-                        <w:rPr>
-                          <w:rFonts w:ascii="Times New Roman" w:hAnsi="Times New Roman" w:cs="Times New Roman"/>
-                          <w:sz w:val="24"/>
-                          <w:szCs w:val="24"/>
-                          <w:u w:val="single"/>
-                        </w:rPr>
-                        <w:t>d.month</w:t>
-                      </w:r>
-                      <w:proofErr w:type="spellEnd"/>
-                      <w:proofErr w:type="gramEnd"/>
-                      <w:r>
-                        <w:rPr>
-                          <w:rFonts w:ascii="Times New Roman" w:hAnsi="Times New Roman" w:cs="Times New Roman"/>
-                          <w:sz w:val="24"/>
-                          <w:szCs w:val="24"/>
-                          <w:u w:val="single"/>
-                        </w:rPr>
-                        <w:t>}</w:t>
-                      </w:r>
-                      <w:r>
-                        <w:rPr>
-                          <w:rFonts w:ascii="Times New Roman" w:hAnsi="Times New Roman" w:cs="Times New Roman"/>
-                          <w:sz w:val="24"/>
-                          <w:szCs w:val="24"/>
-                        </w:rPr>
-                        <w:t xml:space="preserve">, </w:t>
-                      </w:r>
-                      <w:r>
-                        <w:rPr>
-                          <w:rFonts w:ascii="Times New Roman" w:hAnsi="Times New Roman" w:cs="Times New Roman"/>
-                          <w:sz w:val="24"/>
-                          <w:szCs w:val="24"/>
-                          <w:u w:val="single"/>
-                        </w:rPr>
-                        <w:t>{</w:t>
-                      </w:r>
-                      <w:proofErr w:type="spellStart"/>
-                      <w:proofErr w:type="gramStart"/>
-                      <w:r>
-                        <w:rPr>
-                          <w:rFonts w:ascii="Times New Roman" w:hAnsi="Times New Roman" w:cs="Times New Roman"/>
-                          <w:sz w:val="24"/>
-                          <w:szCs w:val="24"/>
-                          <w:u w:val="single"/>
-                        </w:rPr>
-                        <w:t>d.year</w:t>
-                      </w:r>
-                      <w:proofErr w:type="spellEnd"/>
-                      <w:proofErr w:type="gramEnd"/>
-                      <w:r>
-                        <w:rPr>
-                          <w:rFonts w:ascii="Times New Roman" w:hAnsi="Times New Roman" w:cs="Times New Roman"/>
-                          <w:sz w:val="24"/>
-                          <w:szCs w:val="24"/>
-                          <w:u w:val="single"/>
-                        </w:rPr>
-                        <w:t>}</w:t>
-                      </w:r>
-                      <w:r>
-                        <w:rPr>
-                          <w:rFonts w:ascii="Times New Roman" w:hAnsi="Times New Roman" w:cs="Times New Roman"/>
-                          <w:sz w:val="24"/>
-                          <w:szCs w:val="24"/>
-                        </w:rPr>
-                        <w:t xml:space="preserve"> </w:t>
-                      </w:r>
-                      <w:r>
-                        <w:rPr>
-                          <w:rFonts w:ascii="Times New Roman" w:hAnsi="Times New Roman" w:cs="Times New Roman"/>
-                          <w:sz w:val="24"/>
-                          <w:szCs w:val="24"/>
-                        </w:rPr>
-                        <w:t xml:space="preserve">at </w:t>
-                      </w:r>
-                      <w:proofErr w:type="spellStart"/>
-                      <w:r>
-                        <w:rPr>
-                          <w:rFonts w:ascii="Times New Roman" w:hAnsi="Times New Roman" w:cs="Times New Roman"/>
-                          <w:sz w:val="24"/>
-                          <w:szCs w:val="24"/>
-                        </w:rPr>
-                        <w:t>B</w:t>
-                      </w:r>
-                      <w:r>
-                        <w:rPr>
-                          <w:rFonts w:ascii="Times New Roman" w:hAnsi="Times New Roman" w:cs="Times New Roman"/>
-                          <w:sz w:val="24"/>
-                          <w:szCs w:val="24"/>
-                        </w:rPr>
-                        <w:t>iluso</w:t>
-                      </w:r>
-                      <w:proofErr w:type="spellEnd"/>
                       <w:r>
                         <w:rPr>
                           <w:rFonts w:ascii="Times New Roman" w:hAnsi="Times New Roman" w:cs="Times New Roman"/>
@@ -3272,7 +2968,7 @@
           </mc:Choice>
           <mc:Fallback>
             <w:pict>
-              <v:shape w14:anchorId="52EBFEE6" id="_x0000_s1030" type="#_x0000_t202" style="position:absolute;left:0;text-align:left;margin-left:162.55pt;margin-top:1045.7pt;width:359.2pt;height:41.55pt;z-index:251644928;visibility:visible;mso-wrap-style:square;mso-width-percent:0;mso-height-percent:0;mso-wrap-distance-left:9pt;mso-wrap-distance-top:3.6pt;mso-wrap-distance-right:9pt;mso-wrap-distance-bottom:3.6pt;mso-position-horizontal:absolute;mso-position-horizontal-relative:margin;mso-position-vertical:absolute;mso-position-vertical-relative:page;mso-width-percent:0;mso-height-percent:0;mso-width-relative:margin;mso-height-relative:margin;v-text-anchor:top" o:gfxdata="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" filled="f" stroked="f">
+              <v:shape w14:anchorId="52EBFEE6" id="_x0000_s1031" type="#_x0000_t202" style="position:absolute;left:0;text-align:left;margin-left:162.55pt;margin-top:1045.7pt;width:359.2pt;height:41.55pt;z-index:251644928;visibility:visible;mso-wrap-style:square;mso-width-percent:0;mso-height-percent:0;mso-wrap-distance-left:9pt;mso-wrap-distance-top:3.6pt;mso-wrap-distance-right:9pt;mso-wrap-distance-bottom:3.6pt;mso-position-horizontal:absolute;mso-position-horizontal-relative:margin;mso-position-vertical:absolute;mso-position-vertical-relative:page;mso-width-percent:0;mso-height-percent:0;mso-width-relative:margin;mso-height-relative:margin;v-text-anchor:top" o:gfxdata="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" filled="f" stroked="f">
                 <v:textbox>
                   <w:txbxContent>
                     <w:p>
@@ -3339,35 +3035,17 @@
           <w:szCs w:val="38"/>
         </w:rPr>
         <w:drawing>
-          <wp:anchor distT="0" distB="0" distL="114300" distR="114300" simplePos="0" relativeHeight="251629568" behindDoc="0" locked="0" layoutInCell="1" allowOverlap="1" wp14:anchorId="29023007" wp14:editId="5DA106E1">
+          <wp:anchor distT="0" distB="0" distL="114300" distR="114300" simplePos="0" relativeHeight="251629568" behindDoc="0" locked="0" layoutInCell="1" allowOverlap="1" wp14:anchorId="29023007" wp14:editId="147B9189">
             <wp:simplePos x="0" y="0"/>
             <wp:positionH relativeFrom="page">
-              <wp:posOffset>5886450</wp:posOffset>
+              <wp:posOffset>5890437</wp:posOffset>
             </wp:positionH>
             <wp:positionV relativeFrom="page">
-              <wp:posOffset>7867650</wp:posOffset>
+              <wp:posOffset>7868093</wp:posOffset>
             </wp:positionV>
             <wp:extent cx="1595120" cy="1272540"/>
             <wp:effectExtent l="0" t="0" r="0" b="3810"/>
-            <wp:wrapThrough wrapText="bothSides">
-              <wp:wrapPolygon edited="0">
-                <wp:start x="11024" y="21277"/>
-                <wp:lineTo x="12571" y="19660"/>
-                <wp:lineTo x="13603" y="17720"/>
-                <wp:lineTo x="13603" y="15456"/>
-                <wp:lineTo x="18246" y="10283"/>
-                <wp:lineTo x="19794" y="3169"/>
-                <wp:lineTo x="20310" y="259"/>
-                <wp:lineTo x="963" y="259"/>
-                <wp:lineTo x="705" y="259"/>
-                <wp:lineTo x="3285" y="10283"/>
-                <wp:lineTo x="7154" y="15456"/>
-                <wp:lineTo x="6896" y="17073"/>
-                <wp:lineTo x="8186" y="19983"/>
-                <wp:lineTo x="9476" y="21277"/>
-                <wp:lineTo x="11024" y="21277"/>
-              </wp:wrapPolygon>
-            </wp:wrapThrough>
+            <wp:wrapNone/>
             <wp:docPr id="542692796" name="Picture 39"/>
             <wp:cNvGraphicFramePr>
               <a:graphicFrameLocks xmlns:a="http://schemas.openxmlformats.org/drawingml/2006/main" noChangeAspect="1"/>
@@ -3543,7 +3221,7 @@
           </mc:Choice>
           <mc:Fallback>
             <w:pict>
-              <v:shape w14:anchorId="19DD645E" id="_x0000_s1031" type="#_x0000_t202" style="position:absolute;margin-left:142.5pt;margin-top:584.25pt;width:159pt;height:35.4pt;z-index:251676672;visibility:visible;mso-wrap-style:square;mso-width-percent:0;mso-height-percent:0;mso-wrap-distance-left:9pt;mso-wrap-distance-top:3.6pt;mso-wrap-distance-right:9pt;mso-wrap-distance-bottom:3.6pt;mso-position-horizontal:absolute;mso-position-horizontal-relative:margin;mso-position-vertical:absolute;mso-position-vertical-relative:page;mso-width-percent:0;mso-height-percent:0;mso-width-relative:margin;mso-height-relative:margin;v-text-anchor:top" o:gfxdata="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" filled="f" stroked="f">
+              <v:shape w14:anchorId="19DD645E" id="_x0000_s1032" type="#_x0000_t202" style="position:absolute;margin-left:142.5pt;margin-top:584.25pt;width:159pt;height:35.4pt;z-index:251676672;visibility:visible;mso-wrap-style:square;mso-width-percent:0;mso-height-percent:0;mso-wrap-distance-left:9pt;mso-wrap-distance-top:3.6pt;mso-wrap-distance-right:9pt;mso-wrap-distance-bottom:3.6pt;mso-position-horizontal:absolute;mso-position-horizontal-relative:margin;mso-position-vertical:absolute;mso-position-vertical-relative:page;mso-width-percent:0;mso-height-percent:0;mso-width-relative:margin;mso-height-relative:margin;v-text-anchor:top" o:gfxdata="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" filled="f" stroked="f">
                 <v:textbox>
                   <w:txbxContent>
                     <w:p>
